--- a/docs/Paris_Heat_Trail_Submission.docx
+++ b/docs/Paris_Heat_Trail_Submission.docx
@@ -31,7 +31,7 @@
         <w:t xml:space="preserve">Repository: </w:t>
       </w:r>
       <w:r>
-        <w:t>[GitHub repository URL - paste here after pushing]</w:t>
+        <w:t>https://github.com/dkalluri60814/localtion-heat-map</w:t>
       </w:r>
     </w:p>
     <w:p>
